--- a/dosyalar/yillik-plan/arapca-10-sinif-secmeli-yillik-plan.docx
+++ b/dosyalar/yillik-plan/arapca-10-sinif-secmeli-yillik-plan.docx
@@ -8887,7 +8887,7 @@
                 <w:rtl/>
                 <w:lang w:bidi="ar-SA"/>
               </w:rPr>
-              <w:t xml:space="preserve">الأَوَّل / العاشِر   ·   كَمْ</w:t>
+              <w:t xml:space="preserve">الأَوَّل / العاشِر   ·   كَمْ</w:t>
             </w:r>
           </w:p>
           <w:p>
@@ -9557,7 +9557,7 @@
                 <w:rtl/>
                 <w:lang w:bidi="ar-SA"/>
               </w:rPr>
-              <w:t xml:space="preserve">الأَوَّل / العاشِر</w:t>
+              <w:t xml:space="preserve">الأَوَّل / العاشِر</w:t>
             </w:r>
           </w:p>
           <w:p>
@@ -9679,7 +9679,7 @@
                 <w:rtl/>
                 <w:lang w:bidi="ar-SA"/>
               </w:rPr>
-              <w:t xml:space="preserve">الأَوَّل / العاشِر   ·   كَمْ</w:t>
+              <w:t xml:space="preserve">الأَوَّل / العاشِر   ·   كَمْ</w:t>
             </w:r>
           </w:p>
           <w:p>
@@ -10471,7 +10471,7 @@
                 <w:rtl/>
                 <w:lang w:bidi="ar-SA"/>
               </w:rPr>
-              <w:t xml:space="preserve">الأَوَّل / العاشِر   ·   كَمْ</w:t>
+              <w:t xml:space="preserve">الأَوَّل / العاشِر   ·   كَمْ</w:t>
             </w:r>
           </w:p>
           <w:p>
@@ -16022,7 +16022,7 @@
                 <w:rtl/>
                 <w:lang w:bidi="ar-SA"/>
               </w:rPr>
-              <w:t xml:space="preserve">عِنْدَ   ·   لِأَنَّ / بِسَبَبِ / بِفَضْلِ</w:t>
+              <w:t xml:space="preserve">عِنْدَ   ·   لِأَنَّ / بِسَبَبِ / بِفَضْلِ</w:t>
             </w:r>
           </w:p>
           <w:p>
@@ -16814,7 +16814,7 @@
                 <w:rtl/>
                 <w:lang w:bidi="ar-SA"/>
               </w:rPr>
-              <w:t xml:space="preserve">عِنْدَ   ·   لِأَنَّ / بِسَبَبِ / بِفَضْلِ</w:t>
+              <w:t xml:space="preserve">عِنْدَ   ·   لِأَنَّ / بِسَبَبِ / بِفَضْلِ</w:t>
             </w:r>
           </w:p>
           <w:p>
@@ -17484,7 +17484,7 @@
                 <w:rtl/>
                 <w:lang w:bidi="ar-SA"/>
               </w:rPr>
-              <w:t xml:space="preserve">لِأَنَّ / بِسَبَبِ / بِفَضْلِ</w:t>
+              <w:t xml:space="preserve">لِأَنَّ / بِسَبَبِ / بِفَضْلِ</w:t>
             </w:r>
           </w:p>
           <w:p>
@@ -17606,7 +17606,7 @@
                 <w:rtl/>
                 <w:lang w:bidi="ar-SA"/>
               </w:rPr>
-              <w:t xml:space="preserve">عِنْدَ   ·   لِأَنَّ / بِسَبَبِ / بِفَضْلِ</w:t>
+              <w:t xml:space="preserve">عِنْدَ   ·   لِأَنَّ / بِسَبَبِ / بِفَضْلِ</w:t>
             </w:r>
           </w:p>
           <w:p>
@@ -25467,7 +25467,7 @@
                 <w:rtl/>
                 <w:lang w:bidi="ar-SA"/>
               </w:rPr>
-              <w:t xml:space="preserve">يُفَضِّلونَ / يُفَضِّلْنَ</w:t>
+              <w:t xml:space="preserve">يُفَضِّلونَ / يُفَضِّلْنَ</w:t>
             </w:r>
           </w:p>
           <w:p>
@@ -26137,7 +26137,7 @@
                 <w:rtl/>
                 <w:lang w:bidi="ar-SA"/>
               </w:rPr>
-              <w:t xml:space="preserve">يُفَضِّلونَ / يُفَضِّلْنَ</w:t>
+              <w:t xml:space="preserve">يُفَضِّلونَ / يُفَضِّلْنَ</w:t>
             </w:r>
           </w:p>
           <w:p>
@@ -26259,7 +26259,7 @@
                 <w:rtl/>
                 <w:lang w:bidi="ar-SA"/>
               </w:rPr>
-              <w:t xml:space="preserve">يُفَضِّلونَ / يُفَضِّلْنَ</w:t>
+              <w:t xml:space="preserve">يُفَضِّلونَ / يُفَضِّلْنَ</w:t>
             </w:r>
           </w:p>
           <w:p>
@@ -27031,7 +27031,7 @@
                 <w:rtl/>
                 <w:lang w:bidi="ar-SA"/>
               </w:rPr>
-              <w:t xml:space="preserve">يُفَضِّلونَ / يُفَضِّلْنَ</w:t>
+              <w:t xml:space="preserve">يُفَضِّلونَ / يُفَضِّلْنَ</w:t>
             </w:r>
           </w:p>
           <w:p>
@@ -27803,7 +27803,7 @@
                 <w:rtl/>
                 <w:lang w:bidi="ar-SA"/>
               </w:rPr>
-              <w:t xml:space="preserve">يَعْبُرونَ / يَعْبُرْنَ   ·   وَالنِّصْف / وَالرُّبْع / إِلّا رُبْعًا</w:t>
+              <w:t xml:space="preserve">يَعْبُرونَ / يَعْبُرْنَ   ·   وَالنِّصْف / وَالرُّبْع / إِلّا رُبْعًا</w:t>
             </w:r>
           </w:p>
           <w:p>
@@ -28595,7 +28595,7 @@
                 <w:rtl/>
                 <w:lang w:bidi="ar-SA"/>
               </w:rPr>
-              <w:t xml:space="preserve">يَعْبُرونَ / يَعْبُرْنَ   ·   وَالنِّصْف / وَالرُّبْع / إِلّا رُبْعًا</w:t>
+              <w:t xml:space="preserve">يَعْبُرونَ / يَعْبُرْنَ   ·   وَالنِّصْف / وَالرُّبْع / إِلّا رُبْعًا</w:t>
             </w:r>
           </w:p>
           <w:p>
@@ -29286,7 +29286,7 @@
                 <w:rtl/>
                 <w:lang w:bidi="ar-SA"/>
               </w:rPr>
-              <w:t xml:space="preserve">وَالنِّصْف / وَالرُّبْع / إِلّا رُبْعًا</w:t>
+              <w:t xml:space="preserve">وَالنِّصْف / وَالرُّبْع / إِلّا رُبْعًا</w:t>
             </w:r>
           </w:p>
           <w:p>
@@ -29408,7 +29408,7 @@
                 <w:rtl/>
                 <w:lang w:bidi="ar-SA"/>
               </w:rPr>
-              <w:t xml:space="preserve">يَعْبُرونَ / يَعْبُرْنَ   ·   وَالنِّصْف / وَالرُّبْع / إِلّا رُبْعًا</w:t>
+              <w:t xml:space="preserve">يَعْبُرونَ / يَعْبُرْنَ   ·   وَالنِّصْف / وَالرُّبْع / إِلّا رُبْعًا</w:t>
             </w:r>
           </w:p>
           <w:p>
